--- a/CGLRRM_Model/Compile_notes.docx
+++ b/CGLRRM_Model/Compile_notes.docx
@@ -1,6 +1,6 @@
 
 <file path=word/document.xml><?xml version="1.0" encoding="utf-8"?>
-<w:document xmlns:wpc="http://schemas.microsoft.com/office/word/2010/wordprocessingCanvas" xmlns:cx="http://schemas.microsoft.com/office/drawing/2014/chartex" xmlns:cx1="http://schemas.microsoft.com/office/drawing/2015/9/8/chartex" xmlns:cx2="http://schemas.microsoft.com/office/drawing/2015/10/21/chartex" xmlns:cx3="http://schemas.microsoft.com/office/drawing/2016/5/9/chartex" xmlns:cx4="http://schemas.microsoft.com/office/drawing/2016/5/10/chartex" xmlns:cx5="http://schemas.microsoft.com/office/drawing/2016/5/11/chartex" xmlns:cx6="http://schemas.microsoft.com/office/drawing/2016/5/12/chartex" xmlns:cx7="http://schemas.microsoft.com/office/drawing/2016/5/13/chartex" xmlns:cx8="http://schemas.microsoft.com/office/drawing/2016/5/14/chartex" xmlns:mc="http://schemas.openxmlformats.org/markup-compatibility/2006" xmlns:aink="http://schemas.microsoft.com/office/drawing/2016/ink" xmlns:am3d="http://schemas.microsoft.com/office/drawing/2017/model3d" xmlns:o="urn:schemas-microsoft-com:office:office" xmlns:oel="http://schemas.microsoft.com/office/2019/extlst" xmlns:r="http://schemas.openxmlformats.org/officeDocument/2006/relationships" xmlns:m="http://schemas.openxmlformats.org/officeDocument/2006/math" xmlns:v="urn:schemas-microsoft-com:vml" xmlns:wp14="http://schemas.microsoft.com/office/word/2010/wordprocessingDrawing" xmlns:wp="http://schemas.openxmlformats.org/drawingml/2006/wordprocessingDrawing" xmlns:w10="urn:schemas-microsoft-com:office:word" xmlns:w="http://schemas.openxmlformats.org/wordprocessingml/2006/main" xmlns:w14="http://schemas.microsoft.com/office/word/2010/wordml" xmlns:w15="http://schemas.microsoft.com/office/word/2012/wordml" xmlns:w16cex="http://schemas.microsoft.com/office/word/2018/wordml/cex" xmlns:w16cid="http://schemas.microsoft.com/office/word/2016/wordml/cid" xmlns:w16="http://schemas.microsoft.com/office/word/2018/wordml" xmlns:w16sdtdh="http://schemas.microsoft.com/office/word/2020/wordml/sdtdatahash" xmlns:w16se="http://schemas.microsoft.com/office/word/2015/wordml/symex" xmlns:wpg="http://schemas.microsoft.com/office/word/2010/wordprocessingGroup" xmlns:wpi="http://schemas.microsoft.com/office/word/2010/wordprocessingInk" xmlns:wne="http://schemas.microsoft.com/office/word/2006/wordml" xmlns:wps="http://schemas.microsoft.com/office/word/2010/wordprocessingShape" mc:Ignorable="w14 w15 w16se w16cid w16 w16cex w16sdtdh wp14">
+<w:document xmlns:wpc="http://schemas.microsoft.com/office/word/2010/wordprocessingCanvas" xmlns:cx="http://schemas.microsoft.com/office/drawing/2014/chartex" xmlns:cx1="http://schemas.microsoft.com/office/drawing/2015/9/8/chartex" xmlns:cx2="http://schemas.microsoft.com/office/drawing/2015/10/21/chartex" xmlns:cx3="http://schemas.microsoft.com/office/drawing/2016/5/9/chartex" xmlns:cx4="http://schemas.microsoft.com/office/drawing/2016/5/10/chartex" xmlns:cx5="http://schemas.microsoft.com/office/drawing/2016/5/11/chartex" xmlns:cx6="http://schemas.microsoft.com/office/drawing/2016/5/12/chartex" xmlns:cx7="http://schemas.microsoft.com/office/drawing/2016/5/13/chartex" xmlns:cx8="http://schemas.microsoft.com/office/drawing/2016/5/14/chartex" xmlns:mc="http://schemas.openxmlformats.org/markup-compatibility/2006" xmlns:aink="http://schemas.microsoft.com/office/drawing/2016/ink" xmlns:am3d="http://schemas.microsoft.com/office/drawing/2017/model3d" xmlns:o="urn:schemas-microsoft-com:office:office" xmlns:oel="http://schemas.microsoft.com/office/2019/extlst" xmlns:r="http://schemas.openxmlformats.org/officeDocument/2006/relationships" xmlns:m="http://schemas.openxmlformats.org/officeDocument/2006/math" xmlns:v="urn:schemas-microsoft-com:vml" xmlns:wp14="http://schemas.microsoft.com/office/word/2010/wordprocessingDrawing" xmlns:wp="http://schemas.openxmlformats.org/drawingml/2006/wordprocessingDrawing" xmlns:w10="urn:schemas-microsoft-com:office:word" xmlns:w="http://schemas.openxmlformats.org/wordprocessingml/2006/main" xmlns:w14="http://schemas.microsoft.com/office/word/2010/wordml" xmlns:w15="http://schemas.microsoft.com/office/word/2012/wordml" xmlns:w16cex="http://schemas.microsoft.com/office/word/2018/wordml/cex" xmlns:w16cid="http://schemas.microsoft.com/office/word/2016/wordml/cid" xmlns:w16="http://schemas.microsoft.com/office/word/2018/wordml" xmlns:w16du="http://schemas.microsoft.com/office/word/2023/wordml/word16du" xmlns:w16sdtdh="http://schemas.microsoft.com/office/word/2020/wordml/sdtdatahash" xmlns:w16sdtfl="http://schemas.microsoft.com/office/word/2024/wordml/sdtformatlock" xmlns:w16se="http://schemas.microsoft.com/office/word/2015/wordml/symex" xmlns:wpg="http://schemas.microsoft.com/office/word/2010/wordprocessingGroup" xmlns:wpi="http://schemas.microsoft.com/office/word/2010/wordprocessingInk" xmlns:wne="http://schemas.microsoft.com/office/word/2006/wordml" xmlns:wps="http://schemas.microsoft.com/office/word/2010/wordprocessingShape" mc:Ignorable="w14 w15 w16se w16cid w16 w16cex w16sdtdh w16sdtfl w16du wp14">
   <w:body>
     <w:p>
       <w:pPr>
@@ -139,20 +139,241 @@
         <w:rPr>
           <w:rFonts w:ascii="Arial" w:hAnsi="Arial" w:cs="Arial"/>
           <w:color w:val="222222"/>
-          <w:shd w:val="clear" w:color="auto" w:fill="FFFFFF"/>
-        </w:rPr>
-      </w:pPr>
-      <w:r>
-        <w:br/>
-      </w:r>
+          <w:sz w:val="20"/>
+          <w:szCs w:val="20"/>
+          <w:shd w:val="clear" w:color="auto" w:fill="FFFFFF"/>
+        </w:rPr>
+      </w:pPr>
       <w:hyperlink r:id="rId5" w:history="1">
+        <w:r>
+          <w:rPr>
+            <w:rStyle w:val="Hyperlink"/>
+            <w:rFonts w:ascii="Arial" w:hAnsi="Arial" w:cs="Arial"/>
+            <w:sz w:val="20"/>
+            <w:szCs w:val="20"/>
+            <w:shd w:val="clear" w:color="auto" w:fill="FFFFFF"/>
+          </w:rPr>
+          <w:t>https://visualstudio.microsoft.com/</w:t>
+        </w:r>
+      </w:hyperlink>
+      <w:r>
+        <w:rPr>
+          <w:rFonts w:ascii="Arial" w:hAnsi="Arial" w:cs="Arial"/>
+          <w:color w:val="222222"/>
+          <w:sz w:val="20"/>
+          <w:szCs w:val="20"/>
+          <w:shd w:val="clear" w:color="auto" w:fill="FFFFFF"/>
+        </w:rPr>
+        <w:t xml:space="preserve"> </w:t>
+      </w:r>
+    </w:p>
+    <w:p>
+      <w:pPr>
+        <w:pStyle w:val="ListParagraph"/>
+        <w:rPr>
+          <w:rFonts w:ascii="Arial" w:hAnsi="Arial" w:cs="Arial"/>
+          <w:color w:val="222222"/>
+          <w:sz w:val="20"/>
+          <w:szCs w:val="20"/>
+          <w:shd w:val="clear" w:color="auto" w:fill="FFFFFF"/>
+        </w:rPr>
+      </w:pPr>
+      <w:r>
+        <w:rPr>
+          <w:rFonts w:ascii="Arial" w:hAnsi="Arial" w:cs="Arial"/>
+          <w:color w:val="222222"/>
+          <w:sz w:val="20"/>
+          <w:szCs w:val="20"/>
+          <w:shd w:val="clear" w:color="auto" w:fill="FFFFFF"/>
+        </w:rPr>
+        <w:t>Switching from IFX (Intel® Fortran Compiler) inside the Visual Studio Solution</w:t>
+      </w:r>
+    </w:p>
+    <w:p>
+      <w:pPr>
+        <w:pStyle w:val="ListParagraph"/>
+        <w:rPr>
+          <w:rFonts w:ascii="Arial" w:hAnsi="Arial" w:cs="Arial"/>
+          <w:color w:val="222222"/>
+          <w:sz w:val="20"/>
+          <w:szCs w:val="20"/>
+          <w:shd w:val="clear" w:color="auto" w:fill="FFFFFF"/>
+        </w:rPr>
+      </w:pPr>
+      <w:r>
+        <w:rPr>
+          <w:rFonts w:ascii="Arial" w:hAnsi="Arial" w:cs="Arial"/>
+          <w:color w:val="222222"/>
+          <w:sz w:val="20"/>
+          <w:szCs w:val="20"/>
+          <w:shd w:val="clear" w:color="auto" w:fill="FFFFFF"/>
+        </w:rPr>
+        <w:t>For every Fortran project, Intel® Fortran Compiler (</w:t>
+      </w:r>
+      <w:r>
+        <w:rPr>
+          <w:rFonts w:ascii="Arial" w:hAnsi="Arial" w:cs="Arial"/>
+          <w:b/>
+          <w:bCs/>
+          <w:color w:val="222222"/>
+          <w:sz w:val="20"/>
+          <w:szCs w:val="20"/>
+          <w:shd w:val="clear" w:color="auto" w:fill="FFFFFF"/>
+        </w:rPr>
+        <w:t>IFX</w:t>
+      </w:r>
+      <w:r>
+        <w:rPr>
+          <w:rFonts w:ascii="Arial" w:hAnsi="Arial" w:cs="Arial"/>
+          <w:color w:val="222222"/>
+          <w:sz w:val="20"/>
+          <w:szCs w:val="20"/>
+          <w:shd w:val="clear" w:color="auto" w:fill="FFFFFF"/>
+        </w:rPr>
+        <w:t>) is selected by default in Visual Studio. To use the Intel® Fortran Compiler Classic (</w:t>
+      </w:r>
+      <w:r>
+        <w:rPr>
+          <w:rFonts w:ascii="Arial" w:hAnsi="Arial" w:cs="Arial"/>
+          <w:b/>
+          <w:bCs/>
+          <w:color w:val="222222"/>
+          <w:sz w:val="20"/>
+          <w:szCs w:val="20"/>
+          <w:shd w:val="clear" w:color="auto" w:fill="FFFFFF"/>
+        </w:rPr>
+        <w:t>IFORT)</w:t>
+      </w:r>
+      <w:r>
+        <w:rPr>
+          <w:rFonts w:ascii="Arial" w:hAnsi="Arial" w:cs="Arial"/>
+          <w:color w:val="222222"/>
+          <w:sz w:val="20"/>
+          <w:szCs w:val="20"/>
+          <w:shd w:val="clear" w:color="auto" w:fill="FFFFFF"/>
+        </w:rPr>
+        <w:t> to build your project right click on the Fortran project you wish to build and select </w:t>
+      </w:r>
+      <w:r>
+        <w:rPr>
+          <w:rFonts w:ascii="Arial" w:hAnsi="Arial" w:cs="Arial"/>
+          <w:b/>
+          <w:bCs/>
+          <w:color w:val="222222"/>
+          <w:sz w:val="20"/>
+          <w:szCs w:val="20"/>
+          <w:shd w:val="clear" w:color="auto" w:fill="FFFFFF"/>
+        </w:rPr>
+        <w:t>Intel Compiler</w:t>
+      </w:r>
+      <w:r>
+        <w:rPr>
+          <w:rFonts w:ascii="Arial" w:hAnsi="Arial" w:cs="Arial"/>
+          <w:color w:val="222222"/>
+          <w:sz w:val="20"/>
+          <w:szCs w:val="20"/>
+          <w:shd w:val="clear" w:color="auto" w:fill="FFFFFF"/>
+        </w:rPr>
+        <w:t> &gt; </w:t>
+      </w:r>
+      <w:r>
+        <w:rPr>
+          <w:rFonts w:ascii="Arial" w:hAnsi="Arial" w:cs="Arial"/>
+          <w:b/>
+          <w:bCs/>
+          <w:color w:val="222222"/>
+          <w:sz w:val="20"/>
+          <w:szCs w:val="20"/>
+          <w:shd w:val="clear" w:color="auto" w:fill="FFFFFF"/>
+        </w:rPr>
+        <w:t>IFORT Intel® Fortran Compiler or IFX Intel Fortran Compiler</w:t>
+      </w:r>
+    </w:p>
+    <w:p>
+      <w:pPr>
+        <w:pStyle w:val="ListParagraph"/>
+        <w:rPr>
+          <w:rFonts w:ascii="Arial" w:hAnsi="Arial" w:cs="Arial"/>
+          <w:color w:val="222222"/>
+          <w:shd w:val="clear" w:color="auto" w:fill="FFFFFF"/>
+        </w:rPr>
+      </w:pPr>
+    </w:p>
+    <w:p>
+      <w:pPr>
+        <w:pStyle w:val="ListParagraph"/>
+        <w:rPr>
+          <w:rFonts w:ascii="Arial" w:hAnsi="Arial" w:cs="Arial"/>
+          <w:color w:val="222222"/>
+          <w:shd w:val="clear" w:color="auto" w:fill="FFFFFF"/>
+        </w:rPr>
+      </w:pPr>
+    </w:p>
+    <w:p>
+      <w:pPr>
+        <w:pStyle w:val="ListParagraph"/>
+        <w:numPr>
+          <w:ilvl w:val="0"/>
+          <w:numId w:val="1"/>
+        </w:numPr>
+      </w:pPr>
+      <w:r>
+        <w:rPr>
+          <w:rStyle w:val="il"/>
+          <w:rFonts w:ascii="Arial" w:hAnsi="Arial" w:cs="Arial"/>
+          <w:color w:val="222222"/>
+          <w:shd w:val="clear" w:color="auto" w:fill="FFFFFF"/>
+        </w:rPr>
+        <w:t>Intel</w:t>
+      </w:r>
+      <w:r>
+        <w:rPr>
+          <w:rFonts w:ascii="Arial" w:hAnsi="Arial" w:cs="Arial"/>
+          <w:color w:val="222222"/>
+          <w:shd w:val="clear" w:color="auto" w:fill="FFFFFF"/>
+        </w:rPr>
+        <w:t> oneAPI base too</w:t>
+      </w:r>
+      <w:r>
+        <w:rPr>
+          <w:rFonts w:ascii="Arial" w:hAnsi="Arial" w:cs="Arial"/>
+          <w:color w:val="222222"/>
+          <w:shd w:val="clear" w:color="auto" w:fill="FFFFFF"/>
+        </w:rPr>
+        <w:t>l</w:t>
+      </w:r>
+      <w:r>
+        <w:rPr>
+          <w:rFonts w:ascii="Arial" w:hAnsi="Arial" w:cs="Arial"/>
+          <w:color w:val="222222"/>
+          <w:shd w:val="clear" w:color="auto" w:fill="FFFFFF"/>
+        </w:rPr>
+        <w:t xml:space="preserve"> </w:t>
+      </w:r>
+      <w:r>
+        <w:rPr>
+          <w:rFonts w:ascii="Arial" w:hAnsi="Arial" w:cs="Arial"/>
+          <w:color w:val="222222"/>
+          <w:shd w:val="clear" w:color="auto" w:fill="FFFFFF"/>
+        </w:rPr>
+        <w:t xml:space="preserve">and HPC </w:t>
+      </w:r>
+      <w:r>
+        <w:rPr>
+          <w:rFonts w:ascii="Arial" w:hAnsi="Arial" w:cs="Arial"/>
+          <w:color w:val="222222"/>
+          <w:shd w:val="clear" w:color="auto" w:fill="FFFFFF"/>
+        </w:rPr>
+        <w:t>(</w:t>
+      </w:r>
+      <w:hyperlink r:id="rId6" w:anchor="gs.6bmll" w:history="1">
         <w:r>
           <w:rPr>
             <w:rStyle w:val="Hyperlink"/>
             <w:rFonts w:ascii="Arial" w:hAnsi="Arial" w:cs="Arial"/>
             <w:shd w:val="clear" w:color="auto" w:fill="FFFFFF"/>
           </w:rPr>
-          <w:t>https://visualstudio.microsoft.com/</w:t>
+          <w:t>https://www.intel.com/content/www/us/en/developer/tools/oneapi/toolkits.html#gs.6bmll</w:t>
         </w:r>
       </w:hyperlink>
       <w:r>
@@ -161,29 +382,114 @@
           <w:color w:val="222222"/>
           <w:shd w:val="clear" w:color="auto" w:fill="FFFFFF"/>
         </w:rPr>
-        <w:t xml:space="preserve"> </w:t>
-      </w:r>
-    </w:p>
-    <w:p>
-      <w:pPr>
-        <w:pStyle w:val="ListParagraph"/>
-        <w:rPr>
-          <w:rFonts w:ascii="Arial" w:hAnsi="Arial" w:cs="Arial"/>
-          <w:color w:val="222222"/>
-          <w:shd w:val="clear" w:color="auto" w:fill="FFFFFF"/>
-        </w:rPr>
-      </w:pPr>
-    </w:p>
-    <w:p>
-      <w:pPr>
-        <w:pStyle w:val="ListParagraph"/>
-        <w:rPr>
-          <w:rFonts w:ascii="Arial" w:hAnsi="Arial" w:cs="Arial"/>
-          <w:color w:val="222222"/>
-          <w:shd w:val="clear" w:color="auto" w:fill="FFFFFF"/>
-        </w:rPr>
-      </w:pPr>
-      <w:hyperlink r:id="rId6" w:history="1">
+        <w:t>)</w:t>
+      </w:r>
+    </w:p>
+    <w:p>
+      <w:pPr>
+        <w:pStyle w:val="ListParagraph"/>
+      </w:pPr>
+    </w:p>
+    <w:p>
+      <w:pPr>
+        <w:pStyle w:val="ListParagraph"/>
+        <w:numPr>
+          <w:ilvl w:val="0"/>
+          <w:numId w:val="1"/>
+        </w:numPr>
+      </w:pPr>
+      <w:r>
+        <w:t>Compile</w:t>
+      </w:r>
+    </w:p>
+    <w:p>
+      <w:pPr>
+        <w:pStyle w:val="ListParagraph"/>
+      </w:pPr>
+      <w:hyperlink r:id="rId7" w:anchor="GUID-6909EF81-DBD6-42B7-AFEC-0FB9BD1BB268" w:history="1">
+        <w:r>
+          <w:rPr>
+            <w:rStyle w:val="Hyperlink"/>
+          </w:rPr>
+          <w:t>https://www.intel.com/content/www/us/en/docs/fortran-compiler/get-started-guide/2022-2/get-started-on-windows.html#GUID-6909EF81-DBD6-42B7-AFEC-0FB9BD1BB268</w:t>
+        </w:r>
+      </w:hyperlink>
+    </w:p>
+    <w:p>
+      <w:pPr>
+        <w:pStyle w:val="ListParagraph"/>
+      </w:pPr>
+    </w:p>
+    <w:p>
+      <w:pPr>
+        <w:pStyle w:val="ListParagraph"/>
+        <w:numPr>
+          <w:ilvl w:val="0"/>
+          <w:numId w:val="2"/>
+        </w:numPr>
+      </w:pPr>
+      <w:r>
+        <w:t>open Intel OneAPI command prompt</w:t>
+      </w:r>
+    </w:p>
+    <w:p>
+      <w:pPr>
+        <w:pStyle w:val="ListParagraph"/>
+        <w:numPr>
+          <w:ilvl w:val="0"/>
+          <w:numId w:val="2"/>
+        </w:numPr>
+      </w:pPr>
+      <w:r>
+        <w:t>go to the source code directory: “cd ….’</w:t>
+      </w:r>
+    </w:p>
+    <w:p>
+      <w:pPr>
+        <w:pStyle w:val="ListParagraph"/>
+        <w:numPr>
+          <w:ilvl w:val="0"/>
+          <w:numId w:val="2"/>
+        </w:numPr>
+      </w:pPr>
+      <w:r>
+        <w:t>Compile: “ifort -o (.exe path and name) (all the .for source code)”.</w:t>
+      </w:r>
+      <w:r>
+        <w:br/>
+        <w:t xml:space="preserve">Example: </w:t>
+      </w:r>
+      <w:r>
+        <w:t>if</w:t>
+      </w:r>
+      <w:r>
+        <w:t>x</w:t>
+      </w:r>
+      <w:r>
+        <w:t xml:space="preserve"> -o cglrrm</w:t>
+      </w:r>
+      <w:r>
+        <w:t>.exe</w:t>
+      </w:r>
+      <w:r>
+        <w:t xml:space="preserve"> CALCUTL.FOR CGLRRM.FOR CONTROL.FOR CUSTOM.FOR INIT.FOR MIDLAKES.FOR MISCUTL.FOR ontario.for ontarioinit.for Preproject.for SUPERIOR.FOR SuperiorRegPlans.for TSINPUT.FOR</w:t>
+      </w:r>
+    </w:p>
+    <w:p>
+      <w:r>
+        <w:t>(in late 2024, ifort is officially retired, use ifx instead of ifort, it seems working)</w:t>
+      </w:r>
+    </w:p>
+    <w:p>
+      <w:r>
+        <w:t>Other resources:</w:t>
+      </w:r>
+    </w:p>
+    <w:p>
+      <w:pPr>
+        <w:pStyle w:val="ListParagraph"/>
+      </w:pPr>
+      <w:hyperlink r:id="rId8" w:history="1">
         <w:r>
           <w:rPr>
             <w:rStyle w:val="Hyperlink"/>
@@ -207,140 +513,8 @@
     <w:p>
       <w:pPr>
         <w:pStyle w:val="ListParagraph"/>
-        <w:numPr>
-          <w:ilvl w:val="0"/>
-          <w:numId w:val="1"/>
-        </w:numPr>
-      </w:pPr>
-      <w:r>
-        <w:rPr>
-          <w:rStyle w:val="il"/>
-          <w:rFonts w:ascii="Arial" w:hAnsi="Arial" w:cs="Arial"/>
-          <w:color w:val="222222"/>
-          <w:shd w:val="clear" w:color="auto" w:fill="FFFFFF"/>
-        </w:rPr>
-        <w:t>Intel</w:t>
-      </w:r>
-      <w:r>
-        <w:rPr>
-          <w:rFonts w:ascii="Arial" w:hAnsi="Arial" w:cs="Arial"/>
-          <w:color w:val="222222"/>
-          <w:shd w:val="clear" w:color="auto" w:fill="FFFFFF"/>
-        </w:rPr>
-        <w:t> </w:t>
-      </w:r>
-      <w:proofErr w:type="spellStart"/>
-      <w:r>
-        <w:rPr>
-          <w:rFonts w:ascii="Arial" w:hAnsi="Arial" w:cs="Arial"/>
-          <w:color w:val="222222"/>
-          <w:shd w:val="clear" w:color="auto" w:fill="FFFFFF"/>
-        </w:rPr>
-        <w:t>oneAPI</w:t>
-      </w:r>
-      <w:proofErr w:type="spellEnd"/>
-      <w:r>
-        <w:rPr>
-          <w:rFonts w:ascii="Arial" w:hAnsi="Arial" w:cs="Arial"/>
-          <w:color w:val="222222"/>
-          <w:shd w:val="clear" w:color="auto" w:fill="FFFFFF"/>
-        </w:rPr>
-        <w:t xml:space="preserve"> base too</w:t>
-      </w:r>
-      <w:r>
-        <w:rPr>
-          <w:rFonts w:ascii="Arial" w:hAnsi="Arial" w:cs="Arial"/>
-          <w:color w:val="222222"/>
-          <w:shd w:val="clear" w:color="auto" w:fill="FFFFFF"/>
-        </w:rPr>
-        <w:t>l</w:t>
-      </w:r>
-      <w:r>
-        <w:rPr>
-          <w:rFonts w:ascii="Arial" w:hAnsi="Arial" w:cs="Arial"/>
-          <w:color w:val="222222"/>
-          <w:shd w:val="clear" w:color="auto" w:fill="FFFFFF"/>
-        </w:rPr>
-        <w:t xml:space="preserve"> (</w:t>
-      </w:r>
-      <w:hyperlink r:id="rId7" w:anchor="gs.6bmll" w:history="1">
-        <w:r>
-          <w:rPr>
-            <w:rStyle w:val="Hyperlink"/>
-            <w:rFonts w:ascii="Arial" w:hAnsi="Arial" w:cs="Arial"/>
-            <w:shd w:val="clear" w:color="auto" w:fill="FFFFFF"/>
-          </w:rPr>
-          <w:t>https://www.intel.com/content/www/us/en/developer/tools/oneapi/toolkits.html#gs.6bmll</w:t>
-        </w:r>
-      </w:hyperlink>
-      <w:r>
-        <w:rPr>
-          <w:rFonts w:ascii="Arial" w:hAnsi="Arial" w:cs="Arial"/>
-          <w:color w:val="222222"/>
-          <w:shd w:val="clear" w:color="auto" w:fill="FFFFFF"/>
-        </w:rPr>
-        <w:t>)</w:t>
-      </w:r>
-    </w:p>
-    <w:p>
-      <w:pPr>
-        <w:pStyle w:val="ListParagraph"/>
-      </w:pPr>
-    </w:p>
-    <w:p>
-      <w:pPr>
-        <w:pStyle w:val="ListParagraph"/>
-        <w:numPr>
-          <w:ilvl w:val="0"/>
-          <w:numId w:val="1"/>
-        </w:numPr>
-      </w:pPr>
-      <w:r>
-        <w:rPr>
-          <w:rStyle w:val="il"/>
-          <w:rFonts w:ascii="Arial" w:hAnsi="Arial" w:cs="Arial"/>
-          <w:color w:val="222222"/>
-          <w:shd w:val="clear" w:color="auto" w:fill="FFFFFF"/>
-        </w:rPr>
-        <w:t>Intel</w:t>
-      </w:r>
-      <w:r>
-        <w:rPr>
-          <w:rFonts w:ascii="Arial" w:hAnsi="Arial" w:cs="Arial"/>
-          <w:color w:val="222222"/>
-          <w:shd w:val="clear" w:color="auto" w:fill="FFFFFF"/>
-        </w:rPr>
-        <w:t> </w:t>
-      </w:r>
-      <w:proofErr w:type="spellStart"/>
-      <w:r>
-        <w:rPr>
-          <w:rFonts w:ascii="Arial" w:hAnsi="Arial" w:cs="Arial"/>
-          <w:color w:val="222222"/>
-          <w:shd w:val="clear" w:color="auto" w:fill="FFFFFF"/>
-        </w:rPr>
-        <w:t>oneAPI</w:t>
-      </w:r>
-      <w:proofErr w:type="spellEnd"/>
-      <w:r>
-        <w:rPr>
-          <w:rFonts w:ascii="Arial" w:hAnsi="Arial" w:cs="Arial"/>
-          <w:color w:val="222222"/>
-          <w:shd w:val="clear" w:color="auto" w:fill="FFFFFF"/>
-        </w:rPr>
-        <w:t xml:space="preserve"> HPC,</w:t>
-      </w:r>
-    </w:p>
-    <w:p>
-      <w:pPr>
-        <w:pStyle w:val="ListParagraph"/>
-      </w:pPr>
-    </w:p>
-    <w:p>
-      <w:pPr>
-        <w:pStyle w:val="ListParagraph"/>
-      </w:pPr>
-      <w:hyperlink r:id="rId8" w:history="1">
+      </w:pPr>
+      <w:hyperlink r:id="rId9" w:history="1">
         <w:r>
           <w:rPr>
             <w:rStyle w:val="Hyperlink"/>
@@ -349,145 +523,7 @@
         </w:r>
       </w:hyperlink>
     </w:p>
-    <w:p>
-      <w:pPr>
-        <w:pStyle w:val="ListParagraph"/>
-      </w:pPr>
-    </w:p>
-    <w:p>
-      <w:pPr>
-        <w:pStyle w:val="ListParagraph"/>
-        <w:numPr>
-          <w:ilvl w:val="0"/>
-          <w:numId w:val="1"/>
-        </w:numPr>
-      </w:pPr>
-      <w:r>
-        <w:t>Compile</w:t>
-      </w:r>
-    </w:p>
-    <w:p>
-      <w:pPr>
-        <w:pStyle w:val="ListParagraph"/>
-      </w:pPr>
-      <w:hyperlink r:id="rId9" w:anchor="GUID-6909EF81-DBD6-42B7-AFEC-0FB9BD1BB268" w:history="1">
-        <w:r>
-          <w:rPr>
-            <w:rStyle w:val="Hyperlink"/>
-          </w:rPr>
-          <w:t>https://www.intel.com/content/www/us/en/docs/fortran-compiler/get-started-guide/2022-2/get-started-on-windows.html#GUID-6909EF81-DBD6-42B7-AFEC-0FB9BD1BB268</w:t>
-        </w:r>
-      </w:hyperlink>
-    </w:p>
-    <w:p>
-      <w:pPr>
-        <w:pStyle w:val="ListParagraph"/>
-      </w:pPr>
-    </w:p>
-    <w:p>
-      <w:pPr>
-        <w:pStyle w:val="ListParagraph"/>
-        <w:numPr>
-          <w:ilvl w:val="0"/>
-          <w:numId w:val="2"/>
-        </w:numPr>
-      </w:pPr>
-      <w:r>
-        <w:t xml:space="preserve">open Intel </w:t>
-      </w:r>
-      <w:proofErr w:type="spellStart"/>
-      <w:r>
-        <w:t>OneAPI</w:t>
-      </w:r>
-      <w:proofErr w:type="spellEnd"/>
-      <w:r>
-        <w:t xml:space="preserve"> command prompt</w:t>
-      </w:r>
-    </w:p>
-    <w:p>
-      <w:pPr>
-        <w:pStyle w:val="ListParagraph"/>
-        <w:numPr>
-          <w:ilvl w:val="0"/>
-          <w:numId w:val="2"/>
-        </w:numPr>
-      </w:pPr>
-      <w:r>
-        <w:t>go to the source code directory: “cd ….’</w:t>
-      </w:r>
-    </w:p>
-    <w:p>
-      <w:pPr>
-        <w:pStyle w:val="ListParagraph"/>
-        <w:numPr>
-          <w:ilvl w:val="0"/>
-          <w:numId w:val="2"/>
-        </w:numPr>
-      </w:pPr>
-      <w:r>
-        <w:t>Compile: “</w:t>
-      </w:r>
-      <w:proofErr w:type="spellStart"/>
-      <w:r>
-        <w:t>ifort</w:t>
-      </w:r>
-      <w:proofErr w:type="spellEnd"/>
-      <w:r>
-        <w:t xml:space="preserve"> -o (.exe path and name) (all the .for source code)”.</w:t>
-      </w:r>
-      <w:r>
-        <w:br/>
-        <w:t xml:space="preserve">Example: </w:t>
-      </w:r>
-      <w:proofErr w:type="spellStart"/>
-      <w:r>
-        <w:t>ifort</w:t>
-      </w:r>
-      <w:proofErr w:type="spellEnd"/>
-      <w:r>
-        <w:t xml:space="preserve"> -o </w:t>
-      </w:r>
-      <w:proofErr w:type="spellStart"/>
-      <w:r>
-        <w:t>cglrrm_test</w:t>
-      </w:r>
-      <w:proofErr w:type="spellEnd"/>
-      <w:r>
-        <w:t xml:space="preserve"> CALCUTL.FOR CGLRRM.FOR CONTROL.FOR CUSTOM.FOR INIT.FOR MIDLAKES.FOR MISCUTL.FOR </w:t>
-      </w:r>
-      <w:proofErr w:type="spellStart"/>
-      <w:r>
-        <w:t>ontario.for</w:t>
-      </w:r>
-      <w:proofErr w:type="spellEnd"/>
-      <w:r>
-        <w:t xml:space="preserve"> </w:t>
-      </w:r>
-      <w:proofErr w:type="spellStart"/>
-      <w:r>
-        <w:t>ontarioinit.for</w:t>
-      </w:r>
-      <w:proofErr w:type="spellEnd"/>
-      <w:r>
-        <w:t xml:space="preserve"> </w:t>
-      </w:r>
-      <w:proofErr w:type="spellStart"/>
-      <w:r>
-        <w:t>Preproject.for</w:t>
-      </w:r>
-      <w:proofErr w:type="spellEnd"/>
-      <w:r>
-        <w:t xml:space="preserve"> SUPERIOR.FOR </w:t>
-      </w:r>
-      <w:proofErr w:type="spellStart"/>
-      <w:r>
-        <w:t>SuperiorRegPlans.for</w:t>
-      </w:r>
-      <w:proofErr w:type="spellEnd"/>
-      <w:r>
-        <w:t xml:space="preserve"> TSINPUT.FOR</w:t>
-      </w:r>
-    </w:p>
+    <w:p/>
     <w:sectPr>
       <w:pgSz w:w="12240" w:h="15840"/>
       <w:pgMar w:top="1440" w:right="1440" w:bottom="1440" w:left="1440" w:header="720" w:footer="720" w:gutter="0"/>
@@ -499,7 +535,7 @@
 </file>
 
 <file path=word/numbering.xml><?xml version="1.0" encoding="utf-8"?>
-<w:numbering xmlns:wpc="http://schemas.microsoft.com/office/word/2010/wordprocessingCanvas" xmlns:cx="http://schemas.microsoft.com/office/drawing/2014/chartex" xmlns:cx1="http://schemas.microsoft.com/office/drawing/2015/9/8/chartex" xmlns:cx2="http://schemas.microsoft.com/office/drawing/2015/10/21/chartex" xmlns:cx3="http://schemas.microsoft.com/office/drawing/2016/5/9/chartex" xmlns:cx4="http://schemas.microsoft.com/office/drawing/2016/5/10/chartex" xmlns:cx5="http://schemas.microsoft.com/office/drawing/2016/5/11/chartex" xmlns:cx6="http://schemas.microsoft.com/office/drawing/2016/5/12/chartex" xmlns:cx7="http://schemas.microsoft.com/office/drawing/2016/5/13/chartex" xmlns:cx8="http://schemas.microsoft.com/office/drawing/2016/5/14/chartex" xmlns:mc="http://schemas.openxmlformats.org/markup-compatibility/2006" xmlns:aink="http://schemas.microsoft.com/office/drawing/2016/ink" xmlns:am3d="http://schemas.microsoft.com/office/drawing/2017/model3d" xmlns:o="urn:schemas-microsoft-com:office:office" xmlns:oel="http://schemas.microsoft.com/office/2019/extlst" xmlns:r="http://schemas.openxmlformats.org/officeDocument/2006/relationships" xmlns:m="http://schemas.openxmlformats.org/officeDocument/2006/math" xmlns:v="urn:schemas-microsoft-com:vml" xmlns:wp14="http://schemas.microsoft.com/office/word/2010/wordprocessingDrawing" xmlns:wp="http://schemas.openxmlformats.org/drawingml/2006/wordprocessingDrawing" xmlns:w10="urn:schemas-microsoft-com:office:word" xmlns:w="http://schemas.openxmlformats.org/wordprocessingml/2006/main" xmlns:w14="http://schemas.microsoft.com/office/word/2010/wordml" xmlns:w15="http://schemas.microsoft.com/office/word/2012/wordml" xmlns:w16cex="http://schemas.microsoft.com/office/word/2018/wordml/cex" xmlns:w16cid="http://schemas.microsoft.com/office/word/2016/wordml/cid" xmlns:w16="http://schemas.microsoft.com/office/word/2018/wordml" xmlns:w16sdtdh="http://schemas.microsoft.com/office/word/2020/wordml/sdtdatahash" xmlns:w16se="http://schemas.microsoft.com/office/word/2015/wordml/symex" xmlns:wpg="http://schemas.microsoft.com/office/word/2010/wordprocessingGroup" xmlns:wpi="http://schemas.microsoft.com/office/word/2010/wordprocessingInk" xmlns:wne="http://schemas.microsoft.com/office/word/2006/wordml" xmlns:wps="http://schemas.microsoft.com/office/word/2010/wordprocessingShape" mc:Ignorable="w14 w15 w16se w16cid w16 w16cex w16sdtdh wp14">
+<w:numbering xmlns:wpc="http://schemas.microsoft.com/office/word/2010/wordprocessingCanvas" xmlns:cx="http://schemas.microsoft.com/office/drawing/2014/chartex" xmlns:cx1="http://schemas.microsoft.com/office/drawing/2015/9/8/chartex" xmlns:cx2="http://schemas.microsoft.com/office/drawing/2015/10/21/chartex" xmlns:cx3="http://schemas.microsoft.com/office/drawing/2016/5/9/chartex" xmlns:cx4="http://schemas.microsoft.com/office/drawing/2016/5/10/chartex" xmlns:cx5="http://schemas.microsoft.com/office/drawing/2016/5/11/chartex" xmlns:cx6="http://schemas.microsoft.com/office/drawing/2016/5/12/chartex" xmlns:cx7="http://schemas.microsoft.com/office/drawing/2016/5/13/chartex" xmlns:cx8="http://schemas.microsoft.com/office/drawing/2016/5/14/chartex" xmlns:mc="http://schemas.openxmlformats.org/markup-compatibility/2006" xmlns:aink="http://schemas.microsoft.com/office/drawing/2016/ink" xmlns:am3d="http://schemas.microsoft.com/office/drawing/2017/model3d" xmlns:o="urn:schemas-microsoft-com:office:office" xmlns:oel="http://schemas.microsoft.com/office/2019/extlst" xmlns:r="http://schemas.openxmlformats.org/officeDocument/2006/relationships" xmlns:m="http://schemas.openxmlformats.org/officeDocument/2006/math" xmlns:v="urn:schemas-microsoft-com:vml" xmlns:wp14="http://schemas.microsoft.com/office/word/2010/wordprocessingDrawing" xmlns:wp="http://schemas.openxmlformats.org/drawingml/2006/wordprocessingDrawing" xmlns:w10="urn:schemas-microsoft-com:office:word" xmlns:w="http://schemas.openxmlformats.org/wordprocessingml/2006/main" xmlns:w14="http://schemas.microsoft.com/office/word/2010/wordml" xmlns:w15="http://schemas.microsoft.com/office/word/2012/wordml" xmlns:w16cex="http://schemas.microsoft.com/office/word/2018/wordml/cex" xmlns:w16cid="http://schemas.microsoft.com/office/word/2016/wordml/cid" xmlns:w16="http://schemas.microsoft.com/office/word/2018/wordml" xmlns:w16du="http://schemas.microsoft.com/office/word/2023/wordml/word16du" xmlns:w16sdtdh="http://schemas.microsoft.com/office/word/2020/wordml/sdtdatahash" xmlns:w16sdtfl="http://schemas.microsoft.com/office/word/2024/wordml/sdtformatlock" xmlns:w16se="http://schemas.microsoft.com/office/word/2015/wordml/symex" xmlns:wpg="http://schemas.microsoft.com/office/word/2010/wordprocessingGroup" xmlns:wpi="http://schemas.microsoft.com/office/word/2010/wordprocessingInk" xmlns:wne="http://schemas.microsoft.com/office/word/2006/wordml" xmlns:wps="http://schemas.microsoft.com/office/word/2010/wordprocessingShape" mc:Ignorable="w14 w15 w16se w16cid w16 w16cex w16sdtdh w16sdtfl w16du wp14">
   <w:abstractNum w:abstractNumId="0" w15:restartNumberingAfterBreak="0">
     <w:nsid w:val="49ED3D74"/>
     <w:multiLevelType w:val="hybridMultilevel"/>
@@ -713,7 +749,7 @@
 </file>
 
 <file path=word/styles.xml><?xml version="1.0" encoding="utf-8"?>
-<w:styles xmlns:mc="http://schemas.openxmlformats.org/markup-compatibility/2006" xmlns:r="http://schemas.openxmlformats.org/officeDocument/2006/relationships" xmlns:w="http://schemas.openxmlformats.org/wordprocessingml/2006/main" xmlns:w14="http://schemas.microsoft.com/office/word/2010/wordml" xmlns:w15="http://schemas.microsoft.com/office/word/2012/wordml" xmlns:w16cex="http://schemas.microsoft.com/office/word/2018/wordml/cex" xmlns:w16cid="http://schemas.microsoft.com/office/word/2016/wordml/cid" xmlns:w16="http://schemas.microsoft.com/office/word/2018/wordml" xmlns:w16sdtdh="http://schemas.microsoft.com/office/word/2020/wordml/sdtdatahash" xmlns:w16se="http://schemas.microsoft.com/office/word/2015/wordml/symex" mc:Ignorable="w14 w15 w16se w16cid w16 w16cex w16sdtdh">
+<w:styles xmlns:mc="http://schemas.openxmlformats.org/markup-compatibility/2006" xmlns:r="http://schemas.openxmlformats.org/officeDocument/2006/relationships" xmlns:w="http://schemas.openxmlformats.org/wordprocessingml/2006/main" xmlns:w14="http://schemas.microsoft.com/office/word/2010/wordml" xmlns:w15="http://schemas.microsoft.com/office/word/2012/wordml" xmlns:w16cex="http://schemas.microsoft.com/office/word/2018/wordml/cex" xmlns:w16cid="http://schemas.microsoft.com/office/word/2016/wordml/cid" xmlns:w16="http://schemas.microsoft.com/office/word/2018/wordml" xmlns:w16du="http://schemas.microsoft.com/office/word/2023/wordml/word16du" xmlns:w16sdtdh="http://schemas.microsoft.com/office/word/2020/wordml/sdtdatahash" xmlns:w16sdtfl="http://schemas.microsoft.com/office/word/2024/wordml/sdtformatlock" xmlns:w16se="http://schemas.microsoft.com/office/word/2015/wordml/symex" mc:Ignorable="w14 w15 w16se w16cid w16 w16cex w16sdtdh w16sdtfl w16du">
   <w:docDefaults>
     <w:rPrDefault>
       <w:rPr>
@@ -1114,7 +1150,6 @@
   <w:style w:type="character" w:default="1" w:styleId="DefaultParagraphFont">
     <w:name w:val="Default Paragraph Font"/>
     <w:uiPriority w:val="1"/>
-    <w:semiHidden/>
     <w:unhideWhenUsed/>
   </w:style>
   <w:style w:type="table" w:default="1" w:styleId="TableNormal">
@@ -1186,6 +1221,18 @@
     <w:rPr>
       <w:color w:val="605E5C"/>
       <w:shd w:val="clear" w:color="auto" w:fill="E1DFDD"/>
+    </w:rPr>
+  </w:style>
+  <w:style w:type="character" w:styleId="FollowedHyperlink">
+    <w:name w:val="FollowedHyperlink"/>
+    <w:basedOn w:val="DefaultParagraphFont"/>
+    <w:uiPriority w:val="99"/>
+    <w:semiHidden/>
+    <w:unhideWhenUsed/>
+    <w:rsid w:val="00F23AB0"/>
+    <w:rPr>
+      <w:color w:val="954F72" w:themeColor="followedHyperlink"/>
+      <w:u w:val="single"/>
     </w:rPr>
   </w:style>
 </w:styles>
